--- a/downloads/teacher/04 Units/Unit 06 - Food Systems and Production - From Farm to Table/Lesson 06.17 - Serve Eat Clean and Reflect.docx
+++ b/downloads/teacher/04 Units/Unit 06 - Food Systems and Production - From Farm to Table/Lesson 06.17 - Serve Eat Clean and Reflect.docx
@@ -314,23 +314,41 @@
       <w:r>
         <w:t xml:space="preserve">By the end of this lesson, students will be able to:</w:t>
       </w:r>
-      <w:r>
-        <w:t xml:space="preserve"> </w:t>
-      </w:r>
-      <w:r>
-        <w:t xml:space="preserve">1. (Low) Set a correct place setting for 30 covers using the pattern taught in Lesson 6.11, and name the reason for the position of each piece.</w:t>
-      </w:r>
-      <w:r>
-        <w:t xml:space="preserve"> </w:t>
-      </w:r>
-      <w:r>
-        <w:t xml:space="preserve">2. (Mid) Compute the meal’s actual cost per person from the register receipt and compare it to the planned cost per person from Lesson 6.15, stating the difference in dollars and cents and one reason for it.</w:t>
-      </w:r>
-      <w:r>
-        <w:t xml:space="preserve"> </w:t>
-      </w:r>
-      <w:r>
-        <w:t xml:space="preserve">3. (High) Evaluate the team’s own project against its written plan on four questions (what the plan said, what happened, what it cost, what I would change) and justify one specific change by naming a block on the flowchart, a line on the shopping list, or a step on the station card.</w:t>
+    </w:p>
+    <w:p>
+      <w:pPr>
+        <w:numPr>
+          <w:ilvl w:val="0"/>
+          <w:numId w:val="1002"/>
+        </w:numPr>
+        <w:pStyle w:val="Compact"/>
+      </w:pPr>
+      <w:r>
+        <w:t xml:space="preserve">(Low) Set a correct place setting for 30 covers using the pattern taught in Lesson 6.11, and name the reason for the position of each piece.</w:t>
+      </w:r>
+    </w:p>
+    <w:p>
+      <w:pPr>
+        <w:numPr>
+          <w:ilvl w:val="0"/>
+          <w:numId w:val="1002"/>
+        </w:numPr>
+        <w:pStyle w:val="Compact"/>
+      </w:pPr>
+      <w:r>
+        <w:t xml:space="preserve">(Mid) Compute the meal’s actual cost per person from the register receipt and compare it to the planned cost per person from Lesson 6.15, stating the difference in dollars and cents and one reason for it.</w:t>
+      </w:r>
+    </w:p>
+    <w:p>
+      <w:pPr>
+        <w:numPr>
+          <w:ilvl w:val="0"/>
+          <w:numId w:val="1002"/>
+        </w:numPr>
+        <w:pStyle w:val="Compact"/>
+      </w:pPr>
+      <w:r>
+        <w:t xml:space="preserve">(High) Evaluate the team’s own project against its written plan on four questions (what the plan said, what happened, what it cost, what I would change) and justify one specific change by naming a block on the flowchart, a line on the shopping list, or a step on the station card.</w:t>
       </w:r>
     </w:p>
     <w:p>
@@ -371,7 +389,7 @@
       <w:pPr>
         <w:numPr>
           <w:ilvl w:val="0"/>
-          <w:numId w:val="1002"/>
+          <w:numId w:val="1003"/>
         </w:numPr>
         <w:pStyle w:val="Compact"/>
       </w:pPr>
@@ -398,7 +416,7 @@
       <w:pPr>
         <w:numPr>
           <w:ilvl w:val="0"/>
-          <w:numId w:val="1002"/>
+          <w:numId w:val="1003"/>
         </w:numPr>
         <w:pStyle w:val="Compact"/>
       </w:pPr>
@@ -410,7 +428,7 @@
       <w:pPr>
         <w:numPr>
           <w:ilvl w:val="0"/>
-          <w:numId w:val="1002"/>
+          <w:numId w:val="1003"/>
         </w:numPr>
         <w:pStyle w:val="Compact"/>
       </w:pPr>
@@ -422,7 +440,7 @@
       <w:pPr>
         <w:numPr>
           <w:ilvl w:val="0"/>
-          <w:numId w:val="1002"/>
+          <w:numId w:val="1003"/>
         </w:numPr>
         <w:pStyle w:val="Compact"/>
       </w:pPr>
@@ -434,7 +452,7 @@
       <w:pPr>
         <w:numPr>
           <w:ilvl w:val="0"/>
-          <w:numId w:val="1002"/>
+          <w:numId w:val="1003"/>
         </w:numPr>
         <w:pStyle w:val="Compact"/>
       </w:pPr>
@@ -446,7 +464,7 @@
       <w:pPr>
         <w:numPr>
           <w:ilvl w:val="0"/>
-          <w:numId w:val="1002"/>
+          <w:numId w:val="1003"/>
         </w:numPr>
         <w:pStyle w:val="Compact"/>
       </w:pPr>
@@ -458,7 +476,7 @@
       <w:pPr>
         <w:numPr>
           <w:ilvl w:val="0"/>
-          <w:numId w:val="1002"/>
+          <w:numId w:val="1003"/>
         </w:numPr>
         <w:pStyle w:val="Compact"/>
       </w:pPr>
@@ -470,7 +488,7 @@
       <w:pPr>
         <w:numPr>
           <w:ilvl w:val="0"/>
-          <w:numId w:val="1002"/>
+          <w:numId w:val="1003"/>
         </w:numPr>
         <w:pStyle w:val="Compact"/>
       </w:pPr>
@@ -482,7 +500,7 @@
       <w:pPr>
         <w:numPr>
           <w:ilvl w:val="0"/>
-          <w:numId w:val="1002"/>
+          <w:numId w:val="1003"/>
         </w:numPr>
         <w:pStyle w:val="Compact"/>
       </w:pPr>
@@ -494,7 +512,7 @@
       <w:pPr>
         <w:numPr>
           <w:ilvl w:val="0"/>
-          <w:numId w:val="1002"/>
+          <w:numId w:val="1003"/>
         </w:numPr>
         <w:pStyle w:val="Compact"/>
       </w:pPr>
@@ -521,7 +539,7 @@
       <w:pPr>
         <w:numPr>
           <w:ilvl w:val="0"/>
-          <w:numId w:val="1002"/>
+          <w:numId w:val="1003"/>
         </w:numPr>
         <w:pStyle w:val="Compact"/>
       </w:pPr>
@@ -1004,73 +1022,133 @@
       <w:r>
         <w:t xml:space="preserve">Monitor understanding:</w:t>
       </w:r>
-      <w:r>
-        <w:t xml:space="preserve"> </w:t>
-      </w:r>
-      <w:r>
-        <w:t xml:space="preserve">- Which side does the fork go on? Why that side?</w:t>
-      </w:r>
-      <w:r>
-        <w:t xml:space="preserve"> </w:t>
-      </w:r>
-      <w:r>
-        <w:t xml:space="preserve">- Who gets served first at your table, and why is that the rule?</w:t>
-      </w:r>
-      <w:r>
-        <w:t xml:space="preserve"> </w:t>
-      </w:r>
-      <w:r>
-        <w:t xml:space="preserve">- What did we plan per person? What did we actually spend per person? What is the difference?</w:t>
-      </w:r>
-      <w:r>
-        <w:t xml:space="preserve"> </w:t>
-      </w:r>
-      <w:r>
-        <w:t xml:space="preserve">- Point to the block on your flowchart where your plan slipped. What time does the black say and what time does the third color say?</w:t>
-      </w:r>
-      <w:r>
-        <w:t xml:space="preserve"> </w:t>
-      </w:r>
-      <w:r>
-        <w:t xml:space="preserve">- How much food went in the trash today? Is that more or less than the day we audited in Lesson 6.3?</w:t>
-      </w:r>
-    </w:p>
-    <w:p>
-      <w:pPr>
-        <w:pStyle w:val="BodyText"/>
+    </w:p>
+    <w:p>
+      <w:pPr>
+        <w:numPr>
+          <w:ilvl w:val="0"/>
+          <w:numId w:val="1004"/>
+        </w:numPr>
+        <w:pStyle w:val="Compact"/>
+      </w:pPr>
+      <w:r>
+        <w:t xml:space="preserve">Which side does the fork go on? Why that side?</w:t>
+      </w:r>
+    </w:p>
+    <w:p>
+      <w:pPr>
+        <w:numPr>
+          <w:ilvl w:val="0"/>
+          <w:numId w:val="1004"/>
+        </w:numPr>
+        <w:pStyle w:val="Compact"/>
+      </w:pPr>
+      <w:r>
+        <w:t xml:space="preserve">Who gets served first at your table, and why is that the rule?</w:t>
+      </w:r>
+    </w:p>
+    <w:p>
+      <w:pPr>
+        <w:numPr>
+          <w:ilvl w:val="0"/>
+          <w:numId w:val="1004"/>
+        </w:numPr>
+        <w:pStyle w:val="Compact"/>
+      </w:pPr>
+      <w:r>
+        <w:t xml:space="preserve">What did we plan per person? What did we actually spend per person? What is the difference?</w:t>
+      </w:r>
+    </w:p>
+    <w:p>
+      <w:pPr>
+        <w:numPr>
+          <w:ilvl w:val="0"/>
+          <w:numId w:val="1004"/>
+        </w:numPr>
+        <w:pStyle w:val="Compact"/>
+      </w:pPr>
+      <w:r>
+        <w:t xml:space="preserve">Point to the block on your flowchart where your plan slipped. What time does the black say and what time does the third color say?</w:t>
+      </w:r>
+    </w:p>
+    <w:p>
+      <w:pPr>
+        <w:numPr>
+          <w:ilvl w:val="0"/>
+          <w:numId w:val="1004"/>
+        </w:numPr>
+        <w:pStyle w:val="Compact"/>
+      </w:pPr>
+      <w:r>
+        <w:t xml:space="preserve">How much food went in the trash today? Is that more or less than the day we audited in Lesson 6.3?</w:t>
+      </w:r>
+    </w:p>
+    <w:p>
+      <w:pPr>
+        <w:pStyle w:val="FirstParagraph"/>
       </w:pPr>
       <w:r>
         <w:t xml:space="preserve">Deepen learning:</w:t>
       </w:r>
-      <w:r>
-        <w:t xml:space="preserve"> </w:t>
-      </w:r>
-      <w:r>
-        <w:t xml:space="preserve">- We fed 28 people for about $2.70 each. What is not in that number that a restaurant has to pay for? (Labor, rent, gas and electric, the dishwasher, the plates themselves.)</w:t>
-      </w:r>
-      <w:r>
-        <w:t xml:space="preserve"> </w:t>
-      </w:r>
-      <w:r>
-        <w:t xml:space="preserve">- Serving others before yourself is a rule in most cultures and in every restaurant. Why do you think that rule keeps showing up in different places?</w:t>
-      </w:r>
-      <w:r>
-        <w:t xml:space="preserve"> </w:t>
-      </w:r>
-      <w:r>
-        <w:t xml:space="preserve">- The difference between what we planned and what we spent was ___. If you ran a kitchen and that happened every week, what would you do about it?</w:t>
-      </w:r>
-      <w:r>
-        <w:t xml:space="preserve"> </w:t>
-      </w:r>
-      <w:r>
-        <w:t xml:space="preserve">- Your reflection says you would change one thing. If you changed it, what would break somewhere else on the flowchart?</w:t>
-      </w:r>
-      <w:r>
-        <w:t xml:space="preserve"> </w:t>
-      </w:r>
-      <w:r>
-        <w:t xml:space="preserve">- Nine days ago this was a recipe for four people. Name every step it took to get from there to this table. (Scale, cost, list, buy, cook, serve. That is the answer, and it is the unit’s big idea.)</w:t>
+    </w:p>
+    <w:p>
+      <w:pPr>
+        <w:numPr>
+          <w:ilvl w:val="0"/>
+          <w:numId w:val="1005"/>
+        </w:numPr>
+        <w:pStyle w:val="Compact"/>
+      </w:pPr>
+      <w:r>
+        <w:t xml:space="preserve">We fed 28 people for about $2.70 each. What is not in that number that a restaurant has to pay for? (Labor, rent, gas and electric, the dishwasher, the plates themselves.)</w:t>
+      </w:r>
+    </w:p>
+    <w:p>
+      <w:pPr>
+        <w:numPr>
+          <w:ilvl w:val="0"/>
+          <w:numId w:val="1005"/>
+        </w:numPr>
+        <w:pStyle w:val="Compact"/>
+      </w:pPr>
+      <w:r>
+        <w:t xml:space="preserve">Serving others before yourself is a rule in most cultures and in every restaurant. Why do you think that rule keeps showing up in different places?</w:t>
+      </w:r>
+    </w:p>
+    <w:p>
+      <w:pPr>
+        <w:numPr>
+          <w:ilvl w:val="0"/>
+          <w:numId w:val="1005"/>
+        </w:numPr>
+        <w:pStyle w:val="Compact"/>
+      </w:pPr>
+      <w:r>
+        <w:t xml:space="preserve">The difference between what we planned and what we spent was ___. If you ran a kitchen and that happened every week, what would you do about it?</w:t>
+      </w:r>
+    </w:p>
+    <w:p>
+      <w:pPr>
+        <w:numPr>
+          <w:ilvl w:val="0"/>
+          <w:numId w:val="1005"/>
+        </w:numPr>
+        <w:pStyle w:val="Compact"/>
+      </w:pPr>
+      <w:r>
+        <w:t xml:space="preserve">Your reflection says you would change one thing. If you changed it, what would break somewhere else on the flowchart?</w:t>
+      </w:r>
+    </w:p>
+    <w:p>
+      <w:pPr>
+        <w:numPr>
+          <w:ilvl w:val="0"/>
+          <w:numId w:val="1005"/>
+        </w:numPr>
+        <w:pStyle w:val="Compact"/>
+      </w:pPr>
+      <w:r>
+        <w:t xml:space="preserve">Nine days ago this was a recipe for four people. Name every step it took to get from there to this table. (Scale, cost, list, buy, cook, serve. That is the answer, and it is the unit’s big idea.)</w:t>
       </w:r>
     </w:p>
     <w:p>
@@ -1209,7 +1287,7 @@
       <w:pPr>
         <w:numPr>
           <w:ilvl w:val="0"/>
-          <w:numId w:val="1003"/>
+          <w:numId w:val="1006"/>
         </w:numPr>
         <w:pStyle w:val="Compact"/>
       </w:pPr>
@@ -1233,7 +1311,7 @@
       <w:pPr>
         <w:numPr>
           <w:ilvl w:val="0"/>
-          <w:numId w:val="1003"/>
+          <w:numId w:val="1006"/>
         </w:numPr>
         <w:pStyle w:val="Compact"/>
       </w:pPr>
@@ -1245,7 +1323,7 @@
       <w:pPr>
         <w:numPr>
           <w:ilvl w:val="0"/>
-          <w:numId w:val="1003"/>
+          <w:numId w:val="1006"/>
         </w:numPr>
         <w:pStyle w:val="Compact"/>
       </w:pPr>
@@ -1257,7 +1335,7 @@
       <w:pPr>
         <w:numPr>
           <w:ilvl w:val="0"/>
-          <w:numId w:val="1003"/>
+          <w:numId w:val="1006"/>
         </w:numPr>
         <w:pStyle w:val="Compact"/>
       </w:pPr>
@@ -1269,7 +1347,7 @@
       <w:pPr>
         <w:numPr>
           <w:ilvl w:val="0"/>
-          <w:numId w:val="1003"/>
+          <w:numId w:val="1006"/>
         </w:numPr>
         <w:pStyle w:val="Compact"/>
       </w:pPr>
@@ -1281,7 +1359,7 @@
       <w:pPr>
         <w:numPr>
           <w:ilvl w:val="0"/>
-          <w:numId w:val="1003"/>
+          <w:numId w:val="1006"/>
         </w:numPr>
         <w:pStyle w:val="Compact"/>
       </w:pPr>
@@ -1698,7 +1776,7 @@
       <w:pPr>
         <w:numPr>
           <w:ilvl w:val="0"/>
-          <w:numId w:val="1004"/>
+          <w:numId w:val="1007"/>
         </w:numPr>
         <w:pStyle w:val="Compact"/>
       </w:pPr>
@@ -1722,7 +1800,7 @@
       <w:pPr>
         <w:numPr>
           <w:ilvl w:val="0"/>
-          <w:numId w:val="1004"/>
+          <w:numId w:val="1007"/>
         </w:numPr>
         <w:pStyle w:val="Compact"/>
       </w:pPr>
@@ -1734,7 +1812,7 @@
       <w:pPr>
         <w:numPr>
           <w:ilvl w:val="0"/>
-          <w:numId w:val="1004"/>
+          <w:numId w:val="1007"/>
         </w:numPr>
         <w:pStyle w:val="Compact"/>
       </w:pPr>
@@ -1746,7 +1824,7 @@
       <w:pPr>
         <w:numPr>
           <w:ilvl w:val="0"/>
-          <w:numId w:val="1004"/>
+          <w:numId w:val="1007"/>
         </w:numPr>
         <w:pStyle w:val="Compact"/>
       </w:pPr>
@@ -1779,7 +1857,7 @@
       <w:pPr>
         <w:numPr>
           <w:ilvl w:val="0"/>
-          <w:numId w:val="1004"/>
+          <w:numId w:val="1007"/>
         </w:numPr>
         <w:pStyle w:val="Compact"/>
       </w:pPr>
@@ -1803,7 +1881,7 @@
       <w:pPr>
         <w:numPr>
           <w:ilvl w:val="0"/>
-          <w:numId w:val="1004"/>
+          <w:numId w:val="1007"/>
         </w:numPr>
         <w:pStyle w:val="Compact"/>
       </w:pPr>
@@ -1827,7 +1905,7 @@
       <w:pPr>
         <w:numPr>
           <w:ilvl w:val="0"/>
-          <w:numId w:val="1004"/>
+          <w:numId w:val="1007"/>
         </w:numPr>
         <w:pStyle w:val="Compact"/>
       </w:pPr>
@@ -1848,7 +1926,7 @@
       <w:pPr>
         <w:numPr>
           <w:ilvl w:val="0"/>
-          <w:numId w:val="1004"/>
+          <w:numId w:val="1007"/>
         </w:numPr>
         <w:pStyle w:val="Compact"/>
       </w:pPr>
@@ -1930,7 +2008,7 @@
       <w:pPr>
         <w:numPr>
           <w:ilvl w:val="0"/>
-          <w:numId w:val="1005"/>
+          <w:numId w:val="1008"/>
         </w:numPr>
         <w:pStyle w:val="Compact"/>
       </w:pPr>
@@ -1942,7 +2020,7 @@
       <w:pPr>
         <w:numPr>
           <w:ilvl w:val="0"/>
-          <w:numId w:val="1005"/>
+          <w:numId w:val="1008"/>
         </w:numPr>
         <w:pStyle w:val="Compact"/>
       </w:pPr>
@@ -1954,7 +2032,7 @@
       <w:pPr>
         <w:numPr>
           <w:ilvl w:val="0"/>
-          <w:numId w:val="1005"/>
+          <w:numId w:val="1008"/>
         </w:numPr>
         <w:pStyle w:val="Compact"/>
       </w:pPr>
@@ -1966,7 +2044,7 @@
       <w:pPr>
         <w:numPr>
           <w:ilvl w:val="0"/>
-          <w:numId w:val="1005"/>
+          <w:numId w:val="1008"/>
         </w:numPr>
         <w:pStyle w:val="Compact"/>
       </w:pPr>
@@ -2014,7 +2092,7 @@
       <w:pPr>
         <w:numPr>
           <w:ilvl w:val="0"/>
-          <w:numId w:val="1005"/>
+          <w:numId w:val="1008"/>
         </w:numPr>
         <w:pStyle w:val="Compact"/>
       </w:pPr>
@@ -2026,7 +2104,7 @@
       <w:pPr>
         <w:numPr>
           <w:ilvl w:val="0"/>
-          <w:numId w:val="1005"/>
+          <w:numId w:val="1008"/>
         </w:numPr>
         <w:pStyle w:val="Compact"/>
       </w:pPr>
@@ -2038,7 +2116,7 @@
       <w:pPr>
         <w:numPr>
           <w:ilvl w:val="0"/>
-          <w:numId w:val="1005"/>
+          <w:numId w:val="1008"/>
         </w:numPr>
         <w:pStyle w:val="Compact"/>
       </w:pPr>
@@ -2053,7 +2131,7 @@
       <w:pPr>
         <w:numPr>
           <w:ilvl w:val="0"/>
-          <w:numId w:val="1005"/>
+          <w:numId w:val="1008"/>
         </w:numPr>
         <w:pStyle w:val="Compact"/>
       </w:pPr>
@@ -2349,6 +2427,118 @@
       </w:pPr>
     </w:lvl>
   </w:abstractNum>
+  <w:abstractNum w:abstractNumId="99411">
+    <w:nsid w:val="71315dca"/>
+    <w:multiLevelType w:val="multilevel"/>
+    <w:lvl w:ilvl="0">
+      <w:start w:val="1"/>
+      <w:numFmt w:val="decimal"/>
+      <w:lvlText w:val="%1."/>
+      <w:lvlJc w:val="left"/>
+      <w:pPr>
+        <w:tabs>
+          <w:tab w:val="num" w:pos="0"/>
+        </w:tabs>
+        <w:ind w:left="480" w:hanging="480"/>
+      </w:pPr>
+    </w:lvl>
+    <w:lvl w:ilvl="1">
+      <w:start w:val="1"/>
+      <w:numFmt w:val="decimal"/>
+      <w:lvlText w:val="%2."/>
+      <w:lvlJc w:val="left"/>
+      <w:pPr>
+        <w:tabs>
+          <w:tab w:val="num" w:pos="720"/>
+        </w:tabs>
+        <w:ind w:left="1200" w:hanging="480"/>
+      </w:pPr>
+    </w:lvl>
+    <w:lvl w:ilvl="2">
+      <w:start w:val="1"/>
+      <w:numFmt w:val="decimal"/>
+      <w:lvlText w:val="%3."/>
+      <w:lvlJc w:val="left"/>
+      <w:pPr>
+        <w:tabs>
+          <w:tab w:val="num" w:pos="1440"/>
+        </w:tabs>
+        <w:ind w:left="1920" w:hanging="480"/>
+      </w:pPr>
+    </w:lvl>
+    <w:lvl w:ilvl="3">
+      <w:start w:val="1"/>
+      <w:numFmt w:val="decimal"/>
+      <w:lvlText w:val="%4."/>
+      <w:lvlJc w:val="left"/>
+      <w:pPr>
+        <w:tabs>
+          <w:tab w:val="num" w:pos="2160"/>
+        </w:tabs>
+        <w:ind w:left="2640" w:hanging="480"/>
+      </w:pPr>
+    </w:lvl>
+    <w:lvl w:ilvl="4">
+      <w:start w:val="1"/>
+      <w:numFmt w:val="decimal"/>
+      <w:lvlText w:val="%5."/>
+      <w:lvlJc w:val="left"/>
+      <w:pPr>
+        <w:tabs>
+          <w:tab w:val="num" w:pos="2880"/>
+        </w:tabs>
+        <w:ind w:left="3360" w:hanging="480"/>
+      </w:pPr>
+    </w:lvl>
+    <w:lvl w:ilvl="5">
+      <w:start w:val="1"/>
+      <w:numFmt w:val="decimal"/>
+      <w:lvlText w:val="%6."/>
+      <w:lvlJc w:val="left"/>
+      <w:pPr>
+        <w:tabs>
+          <w:tab w:val="num" w:pos="3600"/>
+        </w:tabs>
+        <w:ind w:left="4080" w:hanging="480"/>
+      </w:pPr>
+    </w:lvl>
+    <w:lvl w:ilvl="6">
+      <w:start w:val="1"/>
+      <w:numFmt w:val="decimal"/>
+      <w:lvlText w:val="%7."/>
+      <w:lvlJc w:val="left"/>
+      <w:pPr>
+        <w:tabs>
+          <w:tab w:val="num" w:pos="4320"/>
+        </w:tabs>
+        <w:ind w:left="4800" w:hanging="480"/>
+      </w:pPr>
+    </w:lvl>
+    <w:lvl w:ilvl="7">
+      <w:start w:val="1"/>
+      <w:numFmt w:val="decimal"/>
+      <w:lvlText w:val="%8."/>
+      <w:lvlJc w:val="left"/>
+      <w:pPr>
+        <w:tabs>
+          <w:tab w:val="num" w:pos="5040"/>
+        </w:tabs>
+        <w:ind w:left="5520" w:hanging="480"/>
+      </w:pPr>
+    </w:lvl>
+    <w:lvl w:ilvl="8">
+      <w:start w:val="1"/>
+      <w:numFmt w:val="decimal"/>
+      <w:lvlText w:val="%9."/>
+      <w:lvlJc w:val="left"/>
+      <w:pPr>
+        <w:tabs>
+          <w:tab w:val="num" w:pos="5760"/>
+        </w:tabs>
+        <w:ind w:left="6240" w:hanging="480"/>
+      </w:pPr>
+    </w:lvl>
+  </w:abstractNum>
   <w:num w:numId="1000">
     <w:abstractNumId w:val="990"/>
   </w:num>
@@ -2356,7 +2546,34 @@
     <w:abstractNumId w:val="991"/>
   </w:num>
   <w:num w:numId="1002">
-    <w:abstractNumId w:val="991"/>
+    <w:abstractNumId w:val="99411"/>
+    <w:lvlOverride w:ilvl="0">
+      <w:startOverride w:val="1"/>
+    </w:lvlOverride>
+    <w:lvlOverride w:ilvl="1">
+      <w:startOverride w:val="1"/>
+    </w:lvlOverride>
+    <w:lvlOverride w:ilvl="2">
+      <w:startOverride w:val="1"/>
+    </w:lvlOverride>
+    <w:lvlOverride w:ilvl="3">
+      <w:startOverride w:val="1"/>
+    </w:lvlOverride>
+    <w:lvlOverride w:ilvl="4">
+      <w:startOverride w:val="1"/>
+    </w:lvlOverride>
+    <w:lvlOverride w:ilvl="5">
+      <w:startOverride w:val="1"/>
+    </w:lvlOverride>
+    <w:lvlOverride w:ilvl="6">
+      <w:startOverride w:val="1"/>
+    </w:lvlOverride>
+    <w:lvlOverride w:ilvl="7">
+      <w:startOverride w:val="1"/>
+    </w:lvlOverride>
+    <w:lvlOverride w:ilvl="8">
+      <w:startOverride w:val="1"/>
+    </w:lvlOverride>
   </w:num>
   <w:num w:numId="1003">
     <w:abstractNumId w:val="991"/>
@@ -2365,6 +2582,15 @@
     <w:abstractNumId w:val="991"/>
   </w:num>
   <w:num w:numId="1005">
+    <w:abstractNumId w:val="991"/>
+  </w:num>
+  <w:num w:numId="1006">
+    <w:abstractNumId w:val="991"/>
+  </w:num>
+  <w:num w:numId="1007">
+    <w:abstractNumId w:val="991"/>
+  </w:num>
+  <w:num w:numId="1008">
     <w:abstractNumId w:val="991"/>
   </w:num>
 </w:numbering>

--- a/downloads/teacher/04 Units/Unit 06 - Food Systems and Production - From Farm to Table/Lesson 06.17 - Serve Eat Clean and Reflect.docx
+++ b/downloads/teacher/04 Units/Unit 06 - Food Systems and Production - From Farm to Table/Lesson 06.17 - Serve Eat Clean and Reflect.docx
@@ -561,16 +561,7 @@
         <w:t xml:space="preserve"> </w:t>
       </w:r>
       <w:r>
-        <w:t xml:space="preserve">no new food purchase. The final course is already paid for on the approved consolidated list from Lesson 6.15. Add about $4 for paper goods if the room is short, marked</w:t>
-      </w:r>
-      <w:r>
-        <w:t xml:space="preserve"> </w:t>
-      </w:r>
-      <w:r>
-        <w:rPr>
-          <w:rStyle w:val="TeacherNote"/>
-        </w:rPr>
-        <w:t xml:space="preserve">[update from this week’s circular].</w:t>
+        <w:t xml:space="preserve">no new food purchase. The final course is already paid for on the approved consolidated list from Lesson 6.15. Add about $4 for paper goods if the room is short, to be refreshed from the current circular before teaching.</w:t>
       </w:r>
     </w:p>
     <w:p>
@@ -755,7 +746,7 @@
               <w:jc w:val="left"/>
             </w:pPr>
             <w:r>
-              <w:t xml:space="preserve">Put the Lesson 6.11 place setting diagram on the screen. Assign one station per table area. Give the two rules again: the fork on the left, the spoon on the right, the napkin under the fork or on the plate, the cup above and to the right, everything one inch from the edge. Walk the tables once and ask the</w:t>
+              <w:t xml:space="preserve">Put the Lesson 6.11 place setting diagram on the screen. Assign one station per table area. Give the rules again: the fork on the left, the spoon on the right, the napkin under the fork or on the plate, the cup above and to the right, everything one inch from the edge. Walk the tables once and ask the</w:t>
             </w:r>
             <w:r>
               <w:t xml:space="preserve"> </w:t>
@@ -1752,15 +1743,6 @@
       <w:r>
         <w:t xml:space="preserve">Inside the building: the cafeteria manager again, and this time with a number. FACS gives them the waste count from zone 4 next to the Lesson 6.3 audit number and the class’s cost per person; the cafeteria manager gives FACS the real per-meal figure the school works with and, if they will, one sentence on why theirs is different. Community: a food pantry or a soup kitchen. FACS gives them any unopened, in-date shelf-stable leftovers and a class that has counted its own waste; they give FACS one visit or one email answering what they wish more people understood about feeding a group.</w:t>
       </w:r>
-      <w:r>
-        <w:t xml:space="preserve"> </w:t>
-      </w:r>
-      <w:r>
-        <w:rPr>
-          <w:rStyle w:val="TeacherNote"/>
-        </w:rPr>
-        <w:t xml:space="preserve">[Sal: name the pantry near your school and check their donation rules before you promise anything. Many will not take open packages or anything cooked in a school kitchen.]</w:t>
-      </w:r>
     </w:p>
     <w:p>
       <w:pPr>
@@ -1843,15 +1825,6 @@
       <w:r>
         <w:t xml:space="preserve">, Part A.6.</w:t>
       </w:r>
-      <w:r>
-        <w:t xml:space="preserve"> </w:t>
-      </w:r>
-      <w:r>
-        <w:rPr>
-          <w:rStyle w:val="TeacherNote"/>
-        </w:rPr>
-        <w:t xml:space="preserve">[Sal: confirm against the NYSED PDF.]</w:t>
-      </w:r>
     </w:p>
     <w:p>
       <w:pPr>
@@ -1912,15 +1885,6 @@
       <w:r>
         <w:t xml:space="preserve">The 165 F reheating temperature and the two-hour rule are the USDA Food Safety and Inspection Service figures used all year.</w:t>
       </w:r>
-      <w:r>
-        <w:t xml:space="preserve"> </w:t>
-      </w:r>
-      <w:r>
-        <w:rPr>
-          <w:rStyle w:val="TeacherNote"/>
-        </w:rPr>
-        <w:t xml:space="preserve">[Sal: confirm against fsis.usda.gov.]</w:t>
-      </w:r>
     </w:p>
     <w:p>
       <w:pPr>
@@ -1931,22 +1895,7 @@
         <w:pStyle w:val="Compact"/>
       </w:pPr>
       <w:r>
-        <w:t xml:space="preserve">Sal’s own materials: the place setting and food sharing content comes from Lesson 6.11 in this unit; the four-zone clean up and the station check are from</w:t>
-      </w:r>
-      <w:r>
-        <w:t xml:space="preserve"> </w:t>
-      </w:r>
-      <w:r>
-        <w:rPr>
-          <w:rStyle w:val="VerbatimChar"/>
-        </w:rPr>
-        <w:t xml:space="preserve">education_teaching_facs_kingkullen_masterflowchart_2026_03.pdf</w:t>
-      </w:r>
-      <w:r>
-        <w:t xml:space="preserve"> </w:t>
-      </w:r>
-      <w:r>
-        <w:t xml:space="preserve">(the 45 to 50 minute CLEAN UP row:</w:t>
+        <w:t xml:space="preserve">My own materials: the place setting and food sharing content comes from Lesson 6.11 in this unit; the four-zone clean up and the station check are from (the 45 to 50 minute CLEAN UP row:</w:t>
       </w:r>
       <w:r>
         <w:t xml:space="preserve"> </w:t>
@@ -1979,19 +1928,7 @@
         <w:t xml:space="preserve"> </w:t>
       </w:r>
       <w:r>
-        <w:t xml:space="preserve">checklists in</w:t>
-      </w:r>
-      <w:r>
-        <w:t xml:space="preserve"> </w:t>
-      </w:r>
-      <w:r>
-        <w:rPr>
-          <w:rStyle w:val="VerbatimChar"/>
-        </w:rPr>
-        <w:t xml:space="preserve">education_teaching_facs_kingkullen_stationcards_2026_03.pdf</w:t>
-      </w:r>
-      <w:r>
-        <w:t xml:space="preserve">.</w:t>
+        <w:t xml:space="preserve">checklists in.</w:t>
       </w:r>
     </w:p>
     <w:p>
@@ -2110,36 +2047,6 @@
       </w:pPr>
       <w:r>
         <w:t xml:space="preserve">Score Rubric 06 that night if you can. Returning it at the start of Lesson 6.18, before the review game, means the test comes after students have seen where they actually stood.</w:t>
-      </w:r>
-    </w:p>
-    <w:p>
-      <w:pPr>
-        <w:numPr>
-          <w:ilvl w:val="0"/>
-          <w:numId w:val="1008"/>
-        </w:numPr>
-        <w:pStyle w:val="Compact"/>
-      </w:pPr>
-      <w:r>
-        <w:rPr>
-          <w:rStyle w:val="TeacherNote"/>
-        </w:rPr>
-        <w:t xml:space="preserve">[Sal: if your school lets you invite a guest, this is the period. A principal, the counselor, the cafeteria manager, or a parent sits at a set table and gets served by students who planned, priced, and cooked the meal. It is the best ten minutes of your year to have a witness in the room.]</w:t>
-      </w:r>
-    </w:p>
-    <w:p>
-      <w:pPr>
-        <w:numPr>
-          <w:ilvl w:val="0"/>
-          <w:numId w:val="1008"/>
-        </w:numPr>
-        <w:pStyle w:val="Compact"/>
-      </w:pPr>
-      <w:r>
-        <w:rPr>
-          <w:rStyle w:val="TeacherNote"/>
-        </w:rPr>
-        <w:t xml:space="preserve">[Sal: your Fire Island hotel work is where you learned what a food cost is. Say the actual number you had to hit there when a student asks why the variance matters. One sentence from a real job beats the slide.]</w:t>
       </w:r>
     </w:p>
     <w:sectPr>
